--- a/Nametage Creator/Nametag - Printable.docx
+++ b/Nametage Creator/Nametag - Printable.docx
@@ -43,7 +43,7 @@
           <w:sz w:val="40"/>
           <w:szCs w:val="40"/>
         </w:rPr>
-        <w:t>আহাবাব</w:t>
+        <w:t>জিসান</w:t>
       </w:r>
       <w:proofErr w:type="spellEnd"/>
       <w:r>
@@ -108,7 +108,7 @@
           <w:sz w:val="40"/>
           <w:szCs w:val="40"/>
         </w:rPr>
-        <w:t>আহাবাব</w:t>
+        <w:t>জিসান</w:t>
       </w:r>
       <w:proofErr w:type="spellEnd"/>
       <w:r>
@@ -173,7 +173,7 @@
           <w:sz w:val="40"/>
           <w:szCs w:val="40"/>
         </w:rPr>
-        <w:t>আহাবাব</w:t>
+        <w:t>জিসান</w:t>
       </w:r>
       <w:proofErr w:type="spellEnd"/>
       <w:r>
@@ -238,7 +238,7 @@
           <w:sz w:val="40"/>
           <w:szCs w:val="40"/>
         </w:rPr>
-        <w:t>আহাবাব</w:t>
+        <w:t>জিসান</w:t>
       </w:r>
       <w:proofErr w:type="spellEnd"/>
       <w:r>
@@ -303,7 +303,7 @@
           <w:sz w:val="40"/>
           <w:szCs w:val="40"/>
         </w:rPr>
-        <w:t>আহাবাব</w:t>
+        <w:t>জিসান</w:t>
       </w:r>
       <w:proofErr w:type="spellEnd"/>
       <w:r>
@@ -368,7 +368,7 @@
           <w:sz w:val="40"/>
           <w:szCs w:val="40"/>
         </w:rPr>
-        <w:t>আহাবাব</w:t>
+        <w:t>জিসান</w:t>
       </w:r>
       <w:proofErr w:type="spellEnd"/>
       <w:r>
@@ -433,7 +433,7 @@
           <w:sz w:val="40"/>
           <w:szCs w:val="40"/>
         </w:rPr>
-        <w:t>আহাবাব</w:t>
+        <w:t>জিসান</w:t>
       </w:r>
       <w:proofErr w:type="spellEnd"/>
       <w:r>
@@ -498,7 +498,7 @@
           <w:sz w:val="40"/>
           <w:szCs w:val="40"/>
         </w:rPr>
-        <w:t>আহাবাব</w:t>
+        <w:t>জিসান</w:t>
       </w:r>
       <w:proofErr w:type="spellEnd"/>
       <w:r>
@@ -563,7 +563,7 @@
           <w:sz w:val="40"/>
           <w:szCs w:val="40"/>
         </w:rPr>
-        <w:t>আহাবাব</w:t>
+        <w:t>জিসান</w:t>
       </w:r>
       <w:proofErr w:type="spellEnd"/>
       <w:r>
@@ -628,7 +628,7 @@
           <w:sz w:val="40"/>
           <w:szCs w:val="40"/>
         </w:rPr>
-        <w:t>আহাবাব</w:t>
+        <w:t>জিসান</w:t>
       </w:r>
       <w:proofErr w:type="spellEnd"/>
       <w:r>
@@ -693,7 +693,7 @@
           <w:sz w:val="40"/>
           <w:szCs w:val="40"/>
         </w:rPr>
-        <w:t>আহাবাব</w:t>
+        <w:t>জিসান</w:t>
       </w:r>
       <w:proofErr w:type="spellEnd"/>
       <w:r>
@@ -758,7 +758,7 @@
           <w:sz w:val="40"/>
           <w:szCs w:val="40"/>
         </w:rPr>
-        <w:t>আহাবাব</w:t>
+        <w:t>জিসান</w:t>
       </w:r>
       <w:proofErr w:type="spellEnd"/>
       <w:r>
@@ -823,7 +823,7 @@
           <w:sz w:val="40"/>
           <w:szCs w:val="40"/>
         </w:rPr>
-        <w:t>আহাবাব</w:t>
+        <w:t>জিসান</w:t>
       </w:r>
       <w:proofErr w:type="spellEnd"/>
       <w:r>
@@ -888,7 +888,7 @@
           <w:sz w:val="40"/>
           <w:szCs w:val="40"/>
         </w:rPr>
-        <w:t>আহাবাব</w:t>
+        <w:t>জিসান</w:t>
       </w:r>
       <w:proofErr w:type="spellEnd"/>
       <w:r>
@@ -953,7 +953,7 @@
           <w:sz w:val="40"/>
           <w:szCs w:val="40"/>
         </w:rPr>
-        <w:t>আহাবাব</w:t>
+        <w:t>জিসান</w:t>
       </w:r>
       <w:proofErr w:type="spellEnd"/>
       <w:r>
@@ -1018,7 +1018,7 @@
           <w:sz w:val="40"/>
           <w:szCs w:val="40"/>
         </w:rPr>
-        <w:t>আহাবাব</w:t>
+        <w:t>জিসান</w:t>
       </w:r>
       <w:proofErr w:type="spellEnd"/>
       <w:r>
@@ -1083,7 +1083,7 @@
           <w:sz w:val="40"/>
           <w:szCs w:val="40"/>
         </w:rPr>
-        <w:t>আহাবাব</w:t>
+        <w:t>জিসান</w:t>
       </w:r>
       <w:proofErr w:type="spellEnd"/>
       <w:r>
@@ -1148,7 +1148,7 @@
           <w:sz w:val="40"/>
           <w:szCs w:val="40"/>
         </w:rPr>
-        <w:t>আহাবাব</w:t>
+        <w:t>জিসান</w:t>
       </w:r>
       <w:proofErr w:type="spellEnd"/>
       <w:r>
@@ -1213,7 +1213,7 @@
           <w:sz w:val="40"/>
           <w:szCs w:val="40"/>
         </w:rPr>
-        <w:t>আহাবাব</w:t>
+        <w:t>জিসান</w:t>
       </w:r>
       <w:proofErr w:type="spellEnd"/>
       <w:r>
@@ -1278,7 +1278,7 @@
           <w:sz w:val="40"/>
           <w:szCs w:val="40"/>
         </w:rPr>
-        <w:t>আহাবাব</w:t>
+        <w:t>জিসান</w:t>
       </w:r>
       <w:proofErr w:type="spellEnd"/>
       <w:r>
@@ -1345,7 +1345,7 @@
           <w:sz w:val="64"/>
           <w:szCs w:val="64"/>
         </w:rPr>
-        <w:t>4. 14281  OC  AHABAB  M-4(A)</w:t>
+        <w:t>11. 14353  OC  JESUN  M-4(A)</w:t>
       </w:r>
       <w:r>
         <w:rPr>
@@ -1509,7 +1509,7 @@
                 <w:sz w:val="68"/>
                 <w:szCs w:val="68"/>
               </w:rPr>
-              <w:t>4.</w:t>
+              <w:t>11.</w:t>
             </w:r>
             <w:r>
               <w:rPr>
@@ -1546,7 +1546,7 @@
                 <w:sz w:val="68"/>
                 <w:szCs w:val="68"/>
               </w:rPr>
-              <w:t>14281</w:t>
+              <w:t>14353</w:t>
             </w:r>
           </w:p>
         </w:tc>
@@ -1602,7 +1602,7 @@
                 <w:sz w:val="68"/>
                 <w:szCs w:val="68"/>
               </w:rPr>
-              <w:t>AHABAB</w:t>
+              <w:t>JESUN</w:t>
             </w:r>
           </w:p>
         </w:tc>
@@ -1748,7 +1748,7 @@
           <w:sz w:val="40"/>
           <w:szCs w:val="40"/>
         </w:rPr>
-        <w:t>আহাবাব</w:t>
+        <w:t>জিসান</w:t>
       </w:r>
       <w:proofErr w:type="spellEnd"/>
       <w:r>
@@ -1813,7 +1813,7 @@
           <w:sz w:val="40"/>
           <w:szCs w:val="40"/>
         </w:rPr>
-        <w:t>আহাবাব</w:t>
+        <w:t>জিসান</w:t>
       </w:r>
       <w:proofErr w:type="spellEnd"/>
       <w:r>
@@ -1878,7 +1878,7 @@
           <w:sz w:val="40"/>
           <w:szCs w:val="40"/>
         </w:rPr>
-        <w:t>আহাবাব</w:t>
+        <w:t>জিসান</w:t>
       </w:r>
       <w:proofErr w:type="spellEnd"/>
       <w:r>
@@ -1943,7 +1943,7 @@
           <w:sz w:val="40"/>
           <w:szCs w:val="40"/>
         </w:rPr>
-        <w:t>আহাবাব</w:t>
+        <w:t>জিসান</w:t>
       </w:r>
       <w:proofErr w:type="spellEnd"/>
       <w:r>
@@ -2008,7 +2008,7 @@
           <w:sz w:val="40"/>
           <w:szCs w:val="40"/>
         </w:rPr>
-        <w:t>আহাবাব</w:t>
+        <w:t>জিসান</w:t>
       </w:r>
       <w:proofErr w:type="spellEnd"/>
       <w:r>
@@ -2073,7 +2073,7 @@
           <w:sz w:val="40"/>
           <w:szCs w:val="40"/>
         </w:rPr>
-        <w:t>আহাবাব</w:t>
+        <w:t>জিসান</w:t>
       </w:r>
       <w:proofErr w:type="spellEnd"/>
       <w:r>
@@ -2138,7 +2138,7 @@
           <w:sz w:val="40"/>
           <w:szCs w:val="40"/>
         </w:rPr>
-        <w:t>আহাবাব</w:t>
+        <w:t>জিসান</w:t>
       </w:r>
       <w:proofErr w:type="spellEnd"/>
       <w:r>
@@ -2215,7 +2215,7 @@
           <w:sz w:val="40"/>
           <w:szCs w:val="40"/>
         </w:rPr>
-        <w:t>আহাবাব</w:t>
+        <w:t>জিসান</w:t>
       </w:r>
       <w:proofErr w:type="spellEnd"/>
       <w:r>
@@ -2280,7 +2280,7 @@
           <w:sz w:val="40"/>
           <w:szCs w:val="40"/>
         </w:rPr>
-        <w:t>আহাবাব</w:t>
+        <w:t>জিসান</w:t>
       </w:r>
       <w:proofErr w:type="spellEnd"/>
       <w:r>
@@ -2345,7 +2345,7 @@
           <w:sz w:val="40"/>
           <w:szCs w:val="40"/>
         </w:rPr>
-        <w:t>আহাবাব</w:t>
+        <w:t>জিসান</w:t>
       </w:r>
       <w:proofErr w:type="spellEnd"/>
       <w:r>
@@ -2410,7 +2410,7 @@
           <w:sz w:val="40"/>
           <w:szCs w:val="40"/>
         </w:rPr>
-        <w:t>আহাবাব</w:t>
+        <w:t>জিসান</w:t>
       </w:r>
       <w:proofErr w:type="spellEnd"/>
       <w:r>
@@ -2475,7 +2475,7 @@
           <w:sz w:val="40"/>
           <w:szCs w:val="40"/>
         </w:rPr>
-        <w:t>আহাবাব</w:t>
+        <w:t>জিসান</w:t>
       </w:r>
       <w:proofErr w:type="spellEnd"/>
       <w:r>
@@ -2540,7 +2540,7 @@
           <w:sz w:val="40"/>
           <w:szCs w:val="40"/>
         </w:rPr>
-        <w:t>আহাবাব</w:t>
+        <w:t>জিসান</w:t>
       </w:r>
       <w:proofErr w:type="spellEnd"/>
       <w:r>
@@ -2605,7 +2605,7 @@
           <w:sz w:val="40"/>
           <w:szCs w:val="40"/>
         </w:rPr>
-        <w:t>আহাবাব</w:t>
+        <w:t>জিসান</w:t>
       </w:r>
       <w:proofErr w:type="spellEnd"/>
       <w:r>
